--- a/01_Standards/Milestone_2_First_Dozen_Views/Wireframe_Pattern.docx
+++ b/01_Standards/Milestone_2_First_Dozen_Views/Wireframe_Pattern.docx
@@ -941,18 +941,34 @@
           <w:bCs/>
           <w:lang w:eastAsia="en-US"/>
         </w:rPr>
-        <w:t xml:space="preserve">       </w:t>
-      </w:r>
-      <w:r>
-        <w:rPr>
-          <w:rFonts w:ascii="Segoe UI Emoji" w:eastAsia="Times New Roman" w:hAnsi="Segoe UI Emoji" w:cs="Segoe UI Emoji"/>
+        <w:t xml:space="preserve"> </w:t>
+      </w:r>
+      <w:r>
+        <w:rPr>
+          <w:rFonts w:eastAsia="Times New Roman" w:cs="Times New Roman"/>
           <w:b/>
           <w:bCs/>
-          <w:sz w:val="20"/>
-          <w:szCs w:val="20"/>
-          <w:lang w:eastAsia="en-US"/>
+          <w:lang w:eastAsia="en-US"/>
+        </w:rPr>
+        <w:t xml:space="preserve">     </w:t>
+      </w:r>
+      <w:r>
+        <w:rPr>
+          <w:rFonts w:eastAsia="Times New Roman" w:cs="Times New Roman"/>
+          <w:b/>
+          <w:bCs/>
+          <w:lang w:eastAsia="en-US"/>
+        </w:rPr>
+        <w:t xml:space="preserve">     </w:t>
+      </w:r>
+      <w:r>
+        <w:rPr>
+          <w:rFonts w:ascii="Segoe UI Emoji" w:hAnsi="Segoe UI Emoji" w:cs="Segoe UI Emoji"/>
         </w:rPr>
         <w:t>🔔</w:t>
+      </w:r>
+      <w:r>
+        <w:t>︎</w:t>
       </w:r>
       <w:r>
         <w:rPr>
@@ -1738,7 +1754,21 @@
                 <w:rFonts w:ascii="Times New Roman" w:eastAsia="Times New Roman" w:hAnsi="Times New Roman" w:cs="Times New Roman"/>
                 <w:lang w:eastAsia="en-US"/>
               </w:rPr>
-              <w:t>10 pt</w:t>
+              <w:t>10</w:t>
+            </w:r>
+            <w:r>
+              <w:rPr>
+                <w:rFonts w:ascii="Times New Roman" w:eastAsia="Times New Roman" w:hAnsi="Times New Roman" w:cs="Times New Roman"/>
+                <w:lang w:eastAsia="en-US"/>
+              </w:rPr>
+              <w:t>-14</w:t>
+            </w:r>
+            <w:r>
+              <w:rPr>
+                <w:rFonts w:ascii="Times New Roman" w:eastAsia="Times New Roman" w:hAnsi="Times New Roman" w:cs="Times New Roman"/>
+                <w:lang w:eastAsia="en-US"/>
+              </w:rPr>
+              <w:t xml:space="preserve"> pt</w:t>
             </w:r>
           </w:p>
         </w:tc>
